--- a/Mentoria_Emerson_13082026/02_EXPLICACAO_PARA_LEIGOS.docx
+++ b/Mentoria_Emerson_13082026/02_EXPLICACAO_PARA_LEIGOS.docx
@@ -1066,7 +1066,7 @@
           <w:b/>
           <w:sz w:val="24"/>
         </w:rPr>
-        <w:t>5 DESCOBERTA 3 — OS NÚMEROS ALTOS DA LITERATURA NÃO RESISTEM</w:t>
+        <w:t>5 DESCOBERTA 3 — TRÊS NÚMEROS NÃO RESISTEM, MAS TRÊS PESQUISAS ME SUPERAM</w:t>
       </w:r>
     </w:p>
     <w:p>
@@ -1452,6 +1452,665 @@
     <w:p>
       <w:pPr>
         <w:keepNext/>
+        <w:spacing w:before="240" w:after="120"/>
+      </w:pPr>
+      <w:r>
+        <w:rPr>
+          <w:rFonts w:ascii="Times New Roman" w:hAnsi="Times New Roman"/>
+          <w:b/>
+          <w:sz w:val="24"/>
+        </w:rPr>
+        <w:t>5.1 Mas três pesquisas foram MELHORES que a minha, de verdade</w:t>
+      </w:r>
+    </w:p>
+    <w:p>
+      <w:pPr>
+        <w:spacing w:line="360" w:lineRule="auto" w:after="120"/>
+        <w:ind w:firstLine="709"/>
+        <w:jc w:val="both"/>
+      </w:pPr>
+      <w:r>
+        <w:rPr>
+          <w:rFonts w:ascii="Times New Roman" w:hAnsi="Times New Roman"/>
+          <w:sz w:val="24"/>
+        </w:rPr>
+        <w:t xml:space="preserve">Aqui preciso ser honesto, porque a seção acima pode dar a impressão errada — a de que nenhuma pesquisa me superou. </w:t>
+      </w:r>
+      <w:r>
+        <w:rPr>
+          <w:rFonts w:ascii="Times New Roman" w:hAnsi="Times New Roman"/>
+          <w:b/>
+          <w:sz w:val="24"/>
+        </w:rPr>
+        <w:t>Não é verdade. Três superaram.</w:t>
+      </w:r>
+      <w:r>
+        <w:rPr>
+          <w:rFonts w:ascii="Times New Roman" w:hAnsi="Times New Roman"/>
+          <w:sz w:val="24"/>
+        </w:rPr>
+      </w:r>
+    </w:p>
+    <w:p>
+      <w:pPr>
+        <w:spacing w:line="240" w:lineRule="auto" w:before="120" w:after="40"/>
+        <w:jc w:val="center"/>
+      </w:pPr>
+      <w:r>
+        <w:rPr>
+          <w:rFonts w:ascii="Times New Roman" w:hAnsi="Times New Roman"/>
+          <w:sz w:val="20"/>
+        </w:rPr>
+        <w:t>Tabela 3 – Onde outros foram genuinamente melhores</w:t>
+      </w:r>
+    </w:p>
+    <w:tbl>
+      <w:tblPr>
+        <w:tblW w:type="auto" w:w="0"/>
+        <w:jc w:val="center"/>
+        <w:tblLook w:firstColumn="1" w:firstRow="1" w:lastColumn="0" w:lastRow="0" w:noHBand="0" w:noVBand="1" w:val="04A0"/>
+        <w:tblBorders>
+          <w:top w:val="single" w:sz="8" w:color="000000"/>
+          <w:bottom w:val="single" w:sz="8" w:color="000000"/>
+          <w:left w:val="none" w:sz="0"/>
+          <w:right w:val="none" w:sz="0"/>
+          <w:insideV w:val="none" w:sz="0"/>
+        </w:tblBorders>
+      </w:tblPr>
+      <w:tblGrid>
+        <w:gridCol w:w="2351"/>
+        <w:gridCol w:w="2351"/>
+        <w:gridCol w:w="2351"/>
+        <w:gridCol w:w="2351"/>
+      </w:tblGrid>
+      <w:tr>
+        <w:tc>
+          <w:tcPr>
+            <w:tcW w:type="dxa" w:w="2351"/>
+            <w:tcBorders>
+              <w:bottom w:val="single" w:sz="8" w:color="000000"/>
+            </w:tcBorders>
+          </w:tcPr>
+          <w:p>
+            <w:pPr>
+              <w:spacing w:line="240" w:lineRule="auto" w:after="0"/>
+            </w:pPr>
+            <w:r>
+              <w:rPr>
+                <w:rFonts w:ascii="Times New Roman" w:hAnsi="Times New Roman"/>
+                <w:b/>
+                <w:sz w:val="22"/>
+              </w:rPr>
+              <w:t>Pesquisa</w:t>
+            </w:r>
+          </w:p>
+        </w:tc>
+        <w:tc>
+          <w:tcPr>
+            <w:tcW w:type="dxa" w:w="2351"/>
+            <w:tcBorders>
+              <w:bottom w:val="single" w:sz="8" w:color="000000"/>
+            </w:tcBorders>
+          </w:tcPr>
+          <w:p>
+            <w:pPr>
+              <w:spacing w:line="240" w:lineRule="auto" w:after="0"/>
+            </w:pPr>
+            <w:r>
+              <w:rPr>
+                <w:rFonts w:ascii="Times New Roman" w:hAnsi="Times New Roman"/>
+                <w:b/>
+                <w:sz w:val="22"/>
+              </w:rPr>
+              <w:t>Eles</w:t>
+            </w:r>
+          </w:p>
+        </w:tc>
+        <w:tc>
+          <w:tcPr>
+            <w:tcW w:type="dxa" w:w="2351"/>
+            <w:tcBorders>
+              <w:bottom w:val="single" w:sz="8" w:color="000000"/>
+            </w:tcBorders>
+          </w:tcPr>
+          <w:p>
+            <w:pPr>
+              <w:spacing w:line="240" w:lineRule="auto" w:after="0"/>
+            </w:pPr>
+            <w:r>
+              <w:rPr>
+                <w:rFonts w:ascii="Times New Roman" w:hAnsi="Times New Roman"/>
+                <w:b/>
+                <w:sz w:val="22"/>
+              </w:rPr>
+              <w:t>Eu</w:t>
+            </w:r>
+          </w:p>
+        </w:tc>
+        <w:tc>
+          <w:tcPr>
+            <w:tcW w:type="dxa" w:w="2351"/>
+            <w:tcBorders>
+              <w:bottom w:val="single" w:sz="8" w:color="000000"/>
+            </w:tcBorders>
+          </w:tcPr>
+          <w:p>
+            <w:pPr>
+              <w:spacing w:line="240" w:lineRule="auto" w:after="0"/>
+            </w:pPr>
+            <w:r>
+              <w:rPr>
+                <w:rFonts w:ascii="Times New Roman" w:hAnsi="Times New Roman"/>
+                <w:b/>
+                <w:sz w:val="22"/>
+              </w:rPr>
+              <w:t>Vale a comparação?</w:t>
+            </w:r>
+          </w:p>
+        </w:tc>
+      </w:tr>
+      <w:tr>
+        <w:tc>
+          <w:tcPr>
+            <w:tcW w:type="dxa" w:w="2351"/>
+          </w:tcPr>
+          <w:p>
+            <w:pPr>
+              <w:spacing w:line="240" w:lineRule="auto" w:after="0"/>
+            </w:pPr>
+            <w:r>
+              <w:rPr>
+                <w:rFonts w:ascii="Times New Roman" w:hAnsi="Times New Roman"/>
+                <w:b w:val="0"/>
+                <w:sz w:val="22"/>
+              </w:rPr>
+              <w:t>Halousková e Lyócsa (2025)</w:t>
+            </w:r>
+          </w:p>
+        </w:tc>
+        <w:tc>
+          <w:tcPr>
+            <w:tcW w:type="dxa" w:w="2351"/>
+          </w:tcPr>
+          <w:p>
+            <w:pPr>
+              <w:spacing w:line="240" w:lineRule="auto" w:after="0"/>
+            </w:pPr>
+            <w:r>
+              <w:rPr>
+                <w:rFonts w:ascii="Times New Roman" w:hAnsi="Times New Roman"/>
+                <w:b w:val="0"/>
+                <w:sz w:val="22"/>
+              </w:rPr>
+              <w:t>vencem o modelo padrão em 98,76% dos casos</w:t>
+            </w:r>
+          </w:p>
+        </w:tc>
+        <w:tc>
+          <w:tcPr>
+            <w:tcW w:type="dxa" w:w="2351"/>
+          </w:tcPr>
+          <w:p>
+            <w:pPr>
+              <w:spacing w:line="240" w:lineRule="auto" w:after="0"/>
+            </w:pPr>
+            <w:r>
+              <w:rPr>
+                <w:rFonts w:ascii="Times New Roman" w:hAnsi="Times New Roman"/>
+                <w:b w:val="0"/>
+                <w:sz w:val="22"/>
+              </w:rPr>
+              <w:t>NÃO venci</w:t>
+            </w:r>
+          </w:p>
+        </w:tc>
+        <w:tc>
+          <w:tcPr>
+            <w:tcW w:type="dxa" w:w="2351"/>
+          </w:tcPr>
+          <w:p>
+            <w:pPr>
+              <w:spacing w:line="240" w:lineRule="auto" w:after="0"/>
+            </w:pPr>
+            <w:r>
+              <w:rPr>
+                <w:rFonts w:ascii="Times New Roman" w:hAnsi="Times New Roman"/>
+                <w:b w:val="0"/>
+                <w:sz w:val="22"/>
+              </w:rPr>
+              <w:t>SIM — mesmo alvo, mesma régua</w:t>
+            </w:r>
+          </w:p>
+        </w:tc>
+      </w:tr>
+      <w:tr>
+        <w:tc>
+          <w:tcPr>
+            <w:tcW w:type="dxa" w:w="2351"/>
+          </w:tcPr>
+          <w:p>
+            <w:pPr>
+              <w:spacing w:line="240" w:lineRule="auto" w:after="0"/>
+            </w:pPr>
+            <w:r>
+              <w:rPr>
+                <w:rFonts w:ascii="Times New Roman" w:hAnsi="Times New Roman"/>
+                <w:b w:val="0"/>
+                <w:sz w:val="22"/>
+              </w:rPr>
+              <w:t>Bodilsen e Lunde (2025)</w:t>
+            </w:r>
+          </w:p>
+        </w:tc>
+        <w:tc>
+          <w:tcPr>
+            <w:tcW w:type="dxa" w:w="2351"/>
+          </w:tcPr>
+          <w:p>
+            <w:pPr>
+              <w:spacing w:line="240" w:lineRule="auto" w:after="0"/>
+            </w:pPr>
+            <w:r>
+              <w:rPr>
+                <w:rFonts w:ascii="Times New Roman" w:hAnsi="Times New Roman"/>
+                <w:b w:val="0"/>
+                <w:sz w:val="22"/>
+              </w:rPr>
+              <w:t>melhora significativa sobre o modelo padrão</w:t>
+            </w:r>
+          </w:p>
+        </w:tc>
+        <w:tc>
+          <w:tcPr>
+            <w:tcW w:type="dxa" w:w="2351"/>
+          </w:tcPr>
+          <w:p>
+            <w:pPr>
+              <w:spacing w:line="240" w:lineRule="auto" w:after="0"/>
+            </w:pPr>
+            <w:r>
+              <w:rPr>
+                <w:rFonts w:ascii="Times New Roman" w:hAnsi="Times New Roman"/>
+                <w:b w:val="0"/>
+                <w:sz w:val="22"/>
+              </w:rPr>
+              <w:t>NÃO venci com recorte nenhum</w:t>
+            </w:r>
+          </w:p>
+        </w:tc>
+        <w:tc>
+          <w:tcPr>
+            <w:tcW w:type="dxa" w:w="2351"/>
+          </w:tcPr>
+          <w:p>
+            <w:pPr>
+              <w:spacing w:line="240" w:lineRule="auto" w:after="0"/>
+            </w:pPr>
+            <w:r>
+              <w:rPr>
+                <w:rFonts w:ascii="Times New Roman" w:hAnsi="Times New Roman"/>
+                <w:b w:val="0"/>
+                <w:sz w:val="22"/>
+              </w:rPr>
+              <w:t>SIM</w:t>
+            </w:r>
+          </w:p>
+        </w:tc>
+      </w:tr>
+      <w:tr>
+        <w:tc>
+          <w:tcPr>
+            <w:tcW w:type="dxa" w:w="2351"/>
+          </w:tcPr>
+          <w:p>
+            <w:pPr>
+              <w:spacing w:line="240" w:lineRule="auto" w:after="0"/>
+            </w:pPr>
+            <w:r>
+              <w:rPr>
+                <w:rFonts w:ascii="Times New Roman" w:hAnsi="Times New Roman"/>
+                <w:b w:val="0"/>
+                <w:sz w:val="22"/>
+              </w:rPr>
+              <w:t>Electronics (2025)</w:t>
+            </w:r>
+          </w:p>
+        </w:tc>
+        <w:tc>
+          <w:tcPr>
+            <w:tcW w:type="dxa" w:w="2351"/>
+          </w:tcPr>
+          <w:p>
+            <w:pPr>
+              <w:spacing w:line="240" w:lineRule="auto" w:after="0"/>
+            </w:pPr>
+            <w:r>
+              <w:rPr>
+                <w:rFonts w:ascii="Times New Roman" w:hAnsi="Times New Roman"/>
+                <w:b w:val="0"/>
+                <w:sz w:val="22"/>
+              </w:rPr>
+              <w:t>acerto de 0,707 com 1.500 rótulos</w:t>
+            </w:r>
+          </w:p>
+        </w:tc>
+        <w:tc>
+          <w:tcPr>
+            <w:tcW w:type="dxa" w:w="2351"/>
+          </w:tcPr>
+          <w:p>
+            <w:pPr>
+              <w:spacing w:line="240" w:lineRule="auto" w:after="0"/>
+            </w:pPr>
+            <w:r>
+              <w:rPr>
+                <w:rFonts w:ascii="Times New Roman" w:hAnsi="Times New Roman"/>
+                <w:b w:val="0"/>
+                <w:sz w:val="22"/>
+              </w:rPr>
+              <w:t>0,579</w:t>
+            </w:r>
+          </w:p>
+        </w:tc>
+        <w:tc>
+          <w:tcPr>
+            <w:tcW w:type="dxa" w:w="2351"/>
+          </w:tcPr>
+          <w:p>
+            <w:pPr>
+              <w:spacing w:line="240" w:lineRule="auto" w:after="0"/>
+            </w:pPr>
+            <w:r>
+              <w:rPr>
+                <w:rFonts w:ascii="Times New Roman" w:hAnsi="Times New Roman"/>
+                <w:b w:val="0"/>
+                <w:sz w:val="22"/>
+              </w:rPr>
+              <w:t>SIM — mesma tarefa</w:t>
+            </w:r>
+          </w:p>
+        </w:tc>
+      </w:tr>
+    </w:tbl>
+    <w:p>
+      <w:pPr>
+        <w:spacing w:line="240" w:lineRule="auto" w:before="40" w:after="120"/>
+        <w:jc w:val="center"/>
+      </w:pPr>
+      <w:r>
+        <w:rPr>
+          <w:rFonts w:ascii="Times New Roman" w:hAnsi="Times New Roman"/>
+          <w:i w:val="0"/>
+          <w:sz w:val="20"/>
+        </w:rPr>
+        <w:t>Fonte: Elaborado pelo autor (2026).</w:t>
+      </w:r>
+    </w:p>
+    <w:p/>
+    <w:p>
+      <w:pPr>
+        <w:spacing w:line="360" w:lineRule="auto" w:after="120"/>
+        <w:ind w:firstLine="709"/>
+        <w:jc w:val="both"/>
+      </w:pPr>
+      <w:r>
+        <w:rPr>
+          <w:rFonts w:ascii="Times New Roman" w:hAnsi="Times New Roman"/>
+          <w:sz w:val="24"/>
+        </w:rPr>
+        <w:t xml:space="preserve">Nos dois primeiros casos eu </w:t>
+      </w:r>
+      <w:r>
+        <w:rPr>
+          <w:rFonts w:ascii="Times New Roman" w:hAnsi="Times New Roman"/>
+          <w:b/>
+          <w:sz w:val="24"/>
+        </w:rPr>
+        <w:t>sei por que</w:t>
+      </w:r>
+      <w:r>
+        <w:rPr>
+          <w:rFonts w:ascii="Times New Roman" w:hAnsi="Times New Roman"/>
+          <w:sz w:val="24"/>
+        </w:rPr>
+        <w:t xml:space="preserve"> eles conseguem e eu não: eles usam </w:t>
+      </w:r>
+      <w:r>
+        <w:rPr>
+          <w:rFonts w:ascii="Times New Roman" w:hAnsi="Times New Roman"/>
+          <w:b/>
+          <w:sz w:val="24"/>
+        </w:rPr>
+        <w:t>404 ações</w:t>
+      </w:r>
+      <w:r>
+        <w:rPr>
+          <w:rFonts w:ascii="Times New Roman" w:hAnsi="Times New Roman"/>
+          <w:sz w:val="24"/>
+        </w:rPr>
+        <w:t xml:space="preserve"> contra a minha </w:t>
+      </w:r>
+      <w:r>
+        <w:rPr>
+          <w:rFonts w:ascii="Times New Roman" w:hAnsi="Times New Roman"/>
+          <w:b/>
+          <w:sz w:val="24"/>
+        </w:rPr>
+        <w:t>uma</w:t>
+      </w:r>
+      <w:r>
+        <w:rPr>
+          <w:rFonts w:ascii="Times New Roman" w:hAnsi="Times New Roman"/>
+          <w:sz w:val="24"/>
+        </w:rPr>
+        <w:t xml:space="preserve">, medem o sacolejo </w:t>
+      </w:r>
+      <w:r>
+        <w:rPr>
+          <w:rFonts w:ascii="Times New Roman" w:hAnsi="Times New Roman"/>
+          <w:b/>
+          <w:sz w:val="24"/>
+        </w:rPr>
+        <w:t>de 5 em 5 minutos</w:t>
+      </w:r>
+      <w:r>
+        <w:rPr>
+          <w:rFonts w:ascii="Times New Roman" w:hAnsi="Times New Roman"/>
+          <w:sz w:val="24"/>
+        </w:rPr>
+        <w:t xml:space="preserve"> contra a minha medida </w:t>
+      </w:r>
+      <w:r>
+        <w:rPr>
+          <w:rFonts w:ascii="Times New Roman" w:hAnsi="Times New Roman"/>
+          <w:b/>
+          <w:sz w:val="24"/>
+        </w:rPr>
+        <w:t>diária</w:t>
+      </w:r>
+      <w:r>
+        <w:rPr>
+          <w:rFonts w:ascii="Times New Roman" w:hAnsi="Times New Roman"/>
+          <w:sz w:val="24"/>
+        </w:rPr>
+        <w:t xml:space="preserve">, e combinam os dados com métodos mais sofisticados. </w:t>
+      </w:r>
+      <w:r>
+        <w:rPr>
+          <w:rFonts w:ascii="Times New Roman" w:hAnsi="Times New Roman"/>
+          <w:b/>
+          <w:sz w:val="24"/>
+        </w:rPr>
+        <w:t>Mas explicar a diferença não apaga a diferença.</w:t>
+      </w:r>
+      <w:r>
+        <w:rPr>
+          <w:rFonts w:ascii="Times New Roman" w:hAnsi="Times New Roman"/>
+          <w:sz w:val="24"/>
+        </w:rPr>
+      </w:r>
+    </w:p>
+    <w:p>
+      <w:pPr>
+        <w:spacing w:line="360" w:lineRule="auto" w:after="120"/>
+        <w:ind w:firstLine="709"/>
+        <w:jc w:val="both"/>
+      </w:pPr>
+      <w:r>
+        <w:rPr>
+          <w:rFonts w:ascii="Times New Roman" w:hAnsi="Times New Roman"/>
+          <w:sz w:val="24"/>
+        </w:rPr>
+        <w:t xml:space="preserve">No terceiro caso a razão é simples: eles rotularam </w:t>
+      </w:r>
+      <w:r>
+        <w:rPr>
+          <w:rFonts w:ascii="Times New Roman" w:hAnsi="Times New Roman"/>
+          <w:b/>
+          <w:sz w:val="24"/>
+        </w:rPr>
+        <w:t>1.500</w:t>
+      </w:r>
+      <w:r>
+        <w:rPr>
+          <w:rFonts w:ascii="Times New Roman" w:hAnsi="Times New Roman"/>
+          <w:sz w:val="24"/>
+        </w:rPr>
+        <w:t xml:space="preserve"> manchetes; eu usei </w:t>
+      </w:r>
+      <w:r>
+        <w:rPr>
+          <w:rFonts w:ascii="Times New Roman" w:hAnsi="Times New Roman"/>
+          <w:b/>
+          <w:sz w:val="24"/>
+        </w:rPr>
+        <w:t>352</w:t>
+      </w:r>
+      <w:r>
+        <w:rPr>
+          <w:rFonts w:ascii="Times New Roman" w:hAnsi="Times New Roman"/>
+          <w:sz w:val="24"/>
+        </w:rPr>
+        <w:t>.</w:t>
+      </w:r>
+    </w:p>
+    <w:p>
+      <w:pPr>
+        <w:spacing w:line="360" w:lineRule="auto" w:after="120"/>
+        <w:ind w:firstLine="709"/>
+        <w:jc w:val="both"/>
+      </w:pPr>
+      <w:r>
+        <w:rPr>
+          <w:rFonts w:ascii="Times New Roman" w:hAnsi="Times New Roman"/>
+          <w:sz w:val="24"/>
+        </w:rPr>
+      </w:r>
+      <w:r>
+        <w:rPr>
+          <w:rFonts w:ascii="Times New Roman" w:hAnsi="Times New Roman"/>
+          <w:b/>
+          <w:sz w:val="24"/>
+        </w:rPr>
+        <w:t>A leitura honesta é esta:</w:t>
+      </w:r>
+      <w:r>
+        <w:rPr>
+          <w:rFonts w:ascii="Times New Roman" w:hAnsi="Times New Roman"/>
+          <w:sz w:val="24"/>
+        </w:rPr>
+        <w:t xml:space="preserve"> a minha pesquisa </w:t>
+      </w:r>
+      <w:r>
+        <w:rPr>
+          <w:rFonts w:ascii="Times New Roman" w:hAnsi="Times New Roman"/>
+          <w:b/>
+          <w:sz w:val="24"/>
+        </w:rPr>
+        <w:t>não é a de melhor desempenho</w:t>
+      </w:r>
+      <w:r>
+        <w:rPr>
+          <w:rFonts w:ascii="Times New Roman" w:hAnsi="Times New Roman"/>
+          <w:sz w:val="24"/>
+        </w:rPr>
+        <w:t xml:space="preserve"> do conjunto. Ela é a </w:t>
+      </w:r>
+      <w:r>
+        <w:rPr>
+          <w:rFonts w:ascii="Times New Roman" w:hAnsi="Times New Roman"/>
+          <w:b/>
+          <w:sz w:val="24"/>
+        </w:rPr>
+        <w:t>mais rigorosamente avaliada</w:t>
+      </w:r>
+      <w:r>
+        <w:rPr>
+          <w:rFonts w:ascii="Times New Roman" w:hAnsi="Times New Roman"/>
+          <w:sz w:val="24"/>
+        </w:rPr>
+        <w:t xml:space="preserve"> — Mino e Williamson não testam fora da amostra, o Bollen não sobreviveu à replicação, Barak e Schumaker reportam o melhor entre várias tentativas. </w:t>
+      </w:r>
+      <w:r>
+        <w:rPr>
+          <w:rFonts w:ascii="Times New Roman" w:hAnsi="Times New Roman"/>
+          <w:b/>
+          <w:sz w:val="24"/>
+        </w:rPr>
+        <w:t>Rigor e desempenho são méritos diferentes, e eu não devo confundir os dois na defesa.</w:t>
+      </w:r>
+      <w:r>
+        <w:rPr>
+          <w:rFonts w:ascii="Times New Roman" w:hAnsi="Times New Roman"/>
+          <w:sz w:val="24"/>
+        </w:rPr>
+      </w:r>
+    </w:p>
+    <w:p>
+      <w:pPr>
+        <w:spacing w:line="360" w:lineRule="auto" w:after="120"/>
+        <w:ind w:firstLine="709"/>
+        <w:jc w:val="both"/>
+      </w:pPr>
+      <w:r>
+        <w:rPr>
+          <w:rFonts w:ascii="Times New Roman" w:hAnsi="Times New Roman"/>
+          <w:sz w:val="24"/>
+        </w:rPr>
+      </w:r>
+      <w:r>
+        <w:rPr>
+          <w:rFonts w:ascii="Times New Roman" w:hAnsi="Times New Roman"/>
+          <w:b/>
+          <w:sz w:val="24"/>
+        </w:rPr>
+        <w:t>E há uma boa notícia nisso:</w:t>
+      </w:r>
+      <w:r>
+        <w:rPr>
+          <w:rFonts w:ascii="Times New Roman" w:hAnsi="Times New Roman"/>
+          <w:sz w:val="24"/>
+        </w:rPr>
+        <w:t xml:space="preserve"> essas três pesquisas são exatamente o meu roteiro de melhoria. Mais ativos, medida intradiária, métodos de combinação melhores e mais rótulos. </w:t>
+      </w:r>
+      <w:r>
+        <w:rPr>
+          <w:rFonts w:ascii="Times New Roman" w:hAnsi="Times New Roman"/>
+          <w:b/>
+          <w:sz w:val="24"/>
+        </w:rPr>
+        <w:t>Sei o que falta e sei onde buscar.</w:t>
+      </w:r>
+      <w:r>
+        <w:rPr>
+          <w:rFonts w:ascii="Times New Roman" w:hAnsi="Times New Roman"/>
+          <w:sz w:val="24"/>
+        </w:rPr>
+      </w:r>
+    </w:p>
+    <w:p>
+      <w:pPr>
+        <w:keepNext/>
         <w:spacing w:before="360" w:after="120"/>
       </w:pPr>
       <w:r>
@@ -1628,7 +2287,7 @@
           <w:rFonts w:ascii="Times New Roman" w:hAnsi="Times New Roman"/>
           <w:sz w:val="20"/>
         </w:rPr>
-        <w:t>Tabela 3 – Ganho sobre o modelo padrão (positivo = ajuda)</w:t>
+        <w:t>Tabela 4 – Ganho sobre o modelo padrão (positivo = ajuda)</w:t>
       </w:r>
     </w:p>
     <w:tbl>
@@ -3187,7 +3846,7 @@
           <w:rFonts w:ascii="Times New Roman" w:hAnsi="Times New Roman"/>
           <w:sz w:val="20"/>
         </w:rPr>
-        <w:t>Tabela 4 – As ações mais baratas e de maior retorno</w:t>
+        <w:t>Tabela 5 – As ações mais baratas e de maior retorno</w:t>
       </w:r>
     </w:p>
     <w:tbl>
